--- a/documents/shipping/SHIP-2025-RTD-44821_Delivery_Manifest.docx
+++ b/documents/shipping/SHIP-2025-RTD-44821_Delivery_Manifest.docx
@@ -3035,7 +3035,7 @@
                 <w:sz w:val="20"/>
                 <w:szCs w:val="20"/>
               </w:rPr>
-              <w:t xml:space="preserve">Multi-language carrier statuses must be normalized before ingestion into MCG analytics. Currently this is done via a manual mapping spreadsheet maintained by Sophie Müller. Project CLARITY's Talend Carrier Status Normalizer transformation route will automate this for DPD (3 languages), FedEx (English), NinjaVan (English + Malay), and TransFrio (Portuguese + Spanish).</w:t>
+              <w:t xml:space="preserve">Multi-language carrier statuses must be normalized before ingestion into MCG analytics. Currently this is done via a manual mapping spreadsheet maintained by Sophie Müller. Project Qlarity's Talend Carrier Status Normalizer transformation route will automate this for DPD (3 languages), FedEx (English), NinjaVan (English + Malay), and TransFrio (Portuguese + Spanish).</w:t>
             </w:r>
           </w:p>
         </w:tc>
